--- a/designs/rd2/Experiment_B_framing_data_set_final.docx
+++ b/designs/rd2/Experiment_B_framing_data_set_final.docx
@@ -14815,7 +14815,7 @@
                 <w:sz w:val="20"/>
                 <w:szCs w:val="20"/>
               </w:rPr>
-              <w:t xml:space="preserve">Hallelujah. Let's push it up. You holding here means we walk out blessed.</w:t>
+              <w:t xml:space="preserve">Hallelujah. Let's push it up. You holding here means we both walk out blessed.</w:t>
             </w:r>
           </w:p>
         </w:tc>
